--- a/05_Website_Angular/docs/Linaw-PH-Study-Guide.docx
+++ b/05_Website_Angular/docs/Linaw-PH-Study-Guide.docx
@@ -27070,7 +27070,7 @@
         <w:t>“Where they used it.</w:t>
         <w:br/>
         <w:br/>
-        <w:t>The answer has to point at something already on their own resume — a job, a project, a certification, or a course. It is a dropdown built from what they have already written. Never a free text box.</w:t>
+        <w:t>The answer has to point at something already on their own resume — a job, a project, a certification, a course, or the file they uploaded. It is a dropdown built from what they have already written. Never a free text box, and the uploaded file is on it so an imported resume is not worth less than a typed one.</w:t>
         <w:br/>
         <w:br/>
         <w:t>A matched skill with a source counts in full. One without still counts, at half.”</w:t>
@@ -27157,7 +27157,7 @@
           <w:sz w:val="16"/>
           <w:szCs w:val="16"/>
         </w:rPr>
-        <w:t>Follow-up trap — “So a determined applicant can still game it.” Yes. Concede it in one sentence and give the three answers that bound it: half credit, the frozen ranking score, and the evidence panel the recruiter reads. A defence that claims the exploit is closed invites the panelist to close it themselves on the spot.</w:t>
+        <w:t>Follow-up trap — “So a determined applicant can still game it.” Yes. Concede it in one sentence and give the three answers that bound it: half credit, the frozen ranking score, and the evidence panel the recruiter reads. A defence that claims the exploit is closed invites the panelist to close it themselves on the spot. Add the newest one before a panelist finds it: an applicant may now point a skill at the resume file they uploaded, and nothing checks that the file really contains it. What bounds that is the file being sent to the recruiter with the application, so it is a claim they can open and read.</w:t>
       </w:r>
     </w:p>
     <w:p>

--- a/05_Website_Angular/docs/Linaw-PH-Study-Guide.docx
+++ b/05_Website_Angular/docs/Linaw-PH-Study-Guide.docx
@@ -4377,7 +4377,7 @@
           <w:sz w:val="17"/>
           <w:szCs w:val="17"/>
         </w:rPr>
-        <w:t>· Three levels  automated regression across six suites · browser walkthroughs making 120+ checks across every page, all three accounts, light and dark modes and a 390-pixel width · the evaluation with users.</w:t>
+        <w:t>· Three levels  automated regression across ten suites · browser walkthroughs making 120+ checks across every page, all three accounts, light and dark modes and a 390-pixel width · the evaluation with users.</w:t>
       </w:r>
     </w:p>
     <w:p>
@@ -11254,7 +11254,7 @@
         <w:t>“Three levels.</w:t>
         <w:br/>
         <w:br/>
-        <w:t>FIRST, automated regression tests, across six suites: the matching engine, the API driven over HTTP, email delivery, the extraction feature, the rule-based document reader, and browser-versus-server parity.</w:t>
+        <w:t>FIRST, automated regression tests, across ten suites, among them the matching engine, the API driven over HTTP, cross-side integration, email delivery, the extraction feature, the rule-based document reader, storage, and browser-versus-server parity.</w:t>
         <w:br/>
         <w:br/>
         <w:t>SECOND, browser walkthroughs that drive the complete interface the way a real user would — including at a 390-pixel phone width.</w:t>
@@ -25295,7 +25295,7 @@
         <w:t>“Three accounts.</w:t>
         <w:br/>
         <w:br/>
-        <w:t>A Job Seeker builds resumes, picks from fourteen designs and three formats, exports, browses our partner’s openings, gets recommendations, applies, follows the application across six statuses, and can withdraw.</w:t>
+        <w:t>A Job Seeker builds resumes, picks from fourteen designs and three formats, exports, browses our partner’s openings, gets recommendations, applies, follows the application across ten statuses, and can withdraw.</w:t>
         <w:br/>
         <w:br/>
         <w:t>A Recruiter manages the company profile and posts openings — with required skills, minimum education, minimum months and a closing date. They receive applications already scored and ranked, see the structured resume beside any attached file, filter, update statuses, and email an interview invitation.</w:t>
@@ -25459,7 +25459,7 @@
           <w:sz w:val="18"/>
           <w:szCs w:val="18"/>
         </w:rPr>
-        <w:t>“No. There are six statuses, and withdrawn is deliberately missing from a recruiter’s picker.</w:t>
+        <w:t>“No. There are ten statuses, and withdrawn is deliberately missing from a recruiter’s picker.</w:t>
         <w:br/>
         <w:br/>
         <w:t>Only the applicant can withdraw their own application. That is theirs to do.</w:t>
@@ -27923,7 +27923,7 @@
                 <w:sz w:val="16"/>
                 <w:szCs w:val="16"/>
               </w:rPr>
-              <w:t xml:space="preserve">6 — submitted, review, shortlisted, rejected, hired, withdrawn</w:t>
+              <w:t>10 — applied, for scheduling, for initial interview, for testing, shortlisted, final interview &amp; selection, job offer, hired/onboarding, not selected, withdrawn</w:t>
             </w:r>
           </w:p>
         </w:tc>
@@ -28043,7 +28043,7 @@
                 <w:sz w:val="16"/>
                 <w:szCs w:val="16"/>
               </w:rPr>
-              <w:t>173 across six suites — engine 51, API 52, reader 37, parity 13, email 10, extraction 10</w:t>
+              <w:t>222 across ten suites</w:t>
             </w:r>
           </w:p>
         </w:tc>

--- a/05_Website_Angular/docs/Linaw-PH-Study-Guide.docx
+++ b/05_Website_Angular/docs/Linaw-PH-Study-Guide.docx
@@ -4377,7 +4377,7 @@
           <w:sz w:val="17"/>
           <w:szCs w:val="17"/>
         </w:rPr>
-        <w:t>· Three levels  automated regression across ten suites · browser walkthroughs making 120+ checks across every page, all three accounts, light and dark modes and a 390-pixel width · the evaluation with users.</w:t>
+        <w:t>· Three levels  automated regression across eleven suites · browser walkthroughs making 120+ checks across every page, all three accounts, light and dark modes and a 390-pixel width · the evaluation with users.</w:t>
       </w:r>
     </w:p>
     <w:p>
@@ -11254,7 +11254,7 @@
         <w:t>“Three levels.</w:t>
         <w:br/>
         <w:br/>
-        <w:t>FIRST, automated regression tests, across ten suites, among them the matching engine, the API driven over HTTP, cross-side integration, email delivery, the extraction feature, the rule-based document reader, storage, and browser-versus-server parity.</w:t>
+        <w:t>FIRST, automated regression tests, across eleven suites, among them the matching engine, the API driven over HTTP, cross-side integration, email delivery, the extraction feature, the rule-based document reader, storage, and browser-versus-server parity.</w:t>
         <w:br/>
         <w:br/>
         <w:t>SECOND, browser walkthroughs that drive the complete interface the way a real user would — including at a 390-pixel phone width.</w:t>
@@ -28043,7 +28043,7 @@
                 <w:sz w:val="16"/>
                 <w:szCs w:val="16"/>
               </w:rPr>
-              <w:t>222 across ten suites</w:t>
+              <w:t>228 across eleven suites</w:t>
             </w:r>
           </w:p>
         </w:tc>

--- a/05_Website_Angular/docs/Linaw-PH-Study-Guide.docx
+++ b/05_Website_Angular/docs/Linaw-PH-Study-Guide.docx
@@ -3219,7 +3219,7 @@
           <w:sz w:val="17"/>
           <w:szCs w:val="17"/>
         </w:rPr>
-        <w:t xml:space="preserve">Vocabulary coverage  </w:t>
+        <w:t>Vocabulary coverage  223 aliases → 104 canonical forms; 85 of the 104 seeded terms (81.7 percent) have a synonym. Nineteen without, mostly product names: Git, Windows, Canva, Linux, PHP, Figma, WordPress. The only measured result in the paper — re-measured twice as the catalogue grew, and it ROSE each time, 63.6 → 72.0 → 81.7.</w:t>
       </w:r>
       <w:r>
         <w:rPr>
@@ -3228,7 +3228,6 @@
           <w:sz w:val="17"/>
           <w:szCs w:val="17"/>
         </w:rPr>
-        <w:t xml:space="preserve">52 aliases → 25 canonical forms; 18 of the 25 seeded terms (72.0 percent) have a synonym. The seven without: Git, Windows, Canva, Copywriting, Organization, Recruitment, Scheduling. The only measured result in the paper — re-measured after the partner changed, and it ROSE, 63.6 → 72.0.</w:t>
       </w:r>
     </w:p>
     <w:p>
@@ -24574,13 +24573,13 @@
           <w:sz w:val="18"/>
           <w:szCs w:val="18"/>
         </w:rPr>
-        <w:t>“It has fifty-two entries that resolve to twenty-five standard forms.</w:t>
-        <w:br/>
-        <w:br/>
-        <w:t>We measured it against the twenty-five skill terms in our catalogue, which are the terms our postings use. Eighteen of them — seventy-two percent — have at least one synonym written for them.</w:t>
-        <w:br/>
-        <w:br/>
-        <w:t>Seven do not: Git, Windows, Canva, Copywriting, Organization, Recruitment and Scheduling. Those match only if the applicant writes them exactly as the posting does.</w:t>
+        <w:t>“It has two hundred and twenty-three entries that resolve to one hundred and four standard forms.</w:t>
+        <w:br/>
+        <w:br/>
+        <w:t>We measured it against the one hundred and four skill terms in our catalogue, which are the terms our postings use. Eighty-five of them — eighty-one point seven percent — have at least one synonym written for them.</w:t>
+        <w:br/>
+        <w:br/>
+        <w:t>Nineteen do not, mostly product names: Git, Windows, Canva, Linux, PHP, Figma and WordPress. Those match only if the applicant writes them exactly as the posting does.</w:t>
         <w:br/>
         <w:br/>
         <w:t>So somebody writing “GitHub” against a posting wanting “Git” gets nothing. Neither does anybody using the British spelling of “Organisation”.</w:t>
@@ -27983,7 +27982,7 @@
                 <w:sz w:val="16"/>
                 <w:szCs w:val="16"/>
               </w:rPr>
-              <w:t xml:space="preserve">52 aliases → 25 canonical forms; 72.0% coverage of the 25 seeded terms</w:t>
+              <w:t>223 aliases → 104 canonical forms; 81.7% coverage of the 104 seeded terms</w:t>
             </w:r>
           </w:p>
         </w:tc>
@@ -30083,7 +30082,7 @@
                 <w:sz w:val="16"/>
                 <w:szCs w:val="16"/>
               </w:rPr>
-              <w:t xml:space="preserve">Delimitations — 72.0% measured, rose from 63.6% at the partner change, two worked failures</w:t>
+              <w:t>Delimitations — 81.7% measured, rose from 63.6% then 72.0% as the catalogue grew, two worked failures</w:t>
             </w:r>
           </w:p>
         </w:tc>

--- a/05_Website_Angular/docs/Linaw-PH-Study-Guide.docx
+++ b/05_Website_Angular/docs/Linaw-PH-Study-Guide.docx
@@ -11071,7 +11071,7 @@
           <w:sz w:val="16"/>
           <w:szCs w:val="16"/>
         </w:rPr>
-        <w:t xml:space="preserve">Follow-up trap — </w:t>
+        <w:t>Follow-up trap — “Then why does Figure 2 still say MySQL?” It does not. Figure 2 was regenerated and names Angular, Node and PostgreSQL; the diagram and the text agree.</w:t>
       </w:r>
       <w:r>
         <w:rPr>
@@ -11082,7 +11082,6 @@
           <w:sz w:val="17"/>
           <w:szCs w:val="17"/>
         </w:rPr>
-        <w:t xml:space="preserve">“Then why does Figure 2 still say MySQL?” Concede it. The figure is stale and is being regenerated.</w:t>
       </w:r>
     </w:p>
     <w:p>
@@ -31017,7 +31016,7 @@
                 <w:sz w:val="16"/>
                 <w:szCs w:val="16"/>
               </w:rPr>
-              <w:t xml:space="preserve">2 · Agile Model</w:t>
+              <w:t>2 · Waterfall Model</w:t>
             </w:r>
           </w:p>
         </w:tc>
@@ -31342,7 +31341,7 @@
                 <w:sz w:val="16"/>
                 <w:szCs w:val="16"/>
               </w:rPr>
-              <w:t xml:space="preserve">PostgreSQL; twenty-one entities with primary and foreign keys, generated from the schema file</w:t>
+              <w:t>PostgreSQL; twenty-four tables and thirty foreign keys with primary and foreign keys, generated from the schema in db/linaw_ph.sql</w:t>
             </w:r>
           </w:p>
         </w:tc>

--- a/05_Website_Angular/docs/Linaw-PH-Study-Guide.docx
+++ b/05_Website_Angular/docs/Linaw-PH-Study-Guide.docx
@@ -3628,7 +3628,7 @@
           <w:sz w:val="17"/>
           <w:szCs w:val="17"/>
         </w:rPr>
-        <w:t xml:space="preserve">· The line that governs the chapter  </w:t>
+        <w:t>· The line that governs the chapter  Waterfall governs how the system is built; instruments, respondents, items and themes govern how the study investigates.</w:t>
       </w:r>
       <w:r>
         <w:rPr>
@@ -3637,7 +3637,6 @@
           <w:sz w:val="17"/>
           <w:szCs w:val="17"/>
         </w:rPr>
-        <w:t xml:space="preserve">Agile governs how the system is built; instruments, respondents, items and themes govern how the study investigates.</w:t>
       </w:r>
     </w:p>
     <w:p>
@@ -3683,7 +3682,7 @@
           <w:sz w:val="17"/>
           <w:szCs w:val="17"/>
         </w:rPr>
-        <w:t xml:space="preserve">The trap  </w:t>
+        <w:t>The trap  being pushed into calling Waterfall your research design. Blur the two and the panel concludes you have no design at all.</w:t>
       </w:r>
       <w:r>
         <w:rPr>
@@ -3692,7 +3691,6 @@
           <w:sz w:val="17"/>
           <w:szCs w:val="17"/>
         </w:rPr>
-        <w:t xml:space="preserve">being pushed into calling Agile your research design. Blur the two and the panel concludes you have no design at all.</w:t>
       </w:r>
     </w:p>
     <w:p>
@@ -4047,7 +4045,7 @@
           <w:sz w:val="18"/>
           <w:szCs w:val="18"/>
         </w:rPr>
-        <w:t xml:space="preserve">Agile over Waterfall, and the technical choices as decisions rather than defaults.</w:t>
+        <w:t>Waterfall over Agile, and the technical choices as decisions rather than defaults.</w:t>
       </w:r>
     </w:p>
     <w:p>
@@ -4064,7 +4062,7 @@
           <w:sz w:val="17"/>
           <w:szCs w:val="17"/>
         </w:rPr>
-        <w:t xml:space="preserve">· Why Agile  </w:t>
+        <w:t>· Why Waterfall  the evaluation is a research instrument, not a development activity: it needs one finished system rated by every respondent, and a model that changes mid-way would give different respondents different versions.</w:t>
       </w:r>
       <w:r>
         <w:rPr>
@@ -4073,7 +4071,6 @@
           <w:sz w:val="17"/>
           <w:szCs w:val="17"/>
         </w:rPr>
-        <w:t xml:space="preserve">two user groups pulling in different directions, and matching behaviour that had to be tuned against test resumes rather than specified up front — which is why the weights are configuration.</w:t>
       </w:r>
     </w:p>
     <w:p>
@@ -9674,7 +9671,7 @@
         <w:t>You have TWO methodologies. They are not rivals and they do not overlap.</w:t>
         <w:br/>
         <w:br/>
-        <w:t>·  Agile  —  how you BUILT THE APP.</w:t>
+        <w:t>·  Waterfall  —  how you BUILT THE APP.</w:t>
         <w:br/>
         <w:t>·  Quantitative descriptive  —  how you DID THE STUDY.</w:t>
         <w:br/>
@@ -9696,7 +9693,7 @@
           <w:sz w:val="16"/>
           <w:szCs w:val="16"/>
         </w:rPr>
-        <w:t>Follow-up trap — “So which is it, Agile or descriptive?” Answer: “Both, for different things. Agile governs how the system was built. The descriptive design governs how the study investigates. Our Method states that distinction explicitly, and the rule we use is that where the paper says phases, sprints or iterations it is describing construction, and where it says instruments, respondents, items or means it is describing research.”</w:t>
+        <w:t>Follow-up trap — “So which is it, Agile or descriptive?” Answer: “Both, for different things. Waterfall governs how the system was built. The descriptive design governs how the study investigates. Our Method states that distinction explicitly, and the rule we use is that where the paper says phases it is describing construction, and where it says instruments, respondents, items or means it is describing research.”</w:t>
       </w:r>
     </w:p>
     <w:p>
@@ -9730,7 +9727,7 @@
           <w:sz w:val="19"/>
           <w:szCs w:val="19"/>
         </w:rPr>
-        <w:t>Agile means: build a piece, test it, fix it, build the next piece. The opposite model, Waterfall, means: plan the whole thing perfectly, build it all, then test at the very end.</w:t>
+        <w:t>Waterfall means: plan the whole thing first, build it all in order, then test at the very end. The opposite model, Agile, means build a piece, test it, fix it, build the next piece.</w:t>
       </w:r>
     </w:p>
     <w:p>
@@ -9748,7 +9745,7 @@
           <w:sz w:val="19"/>
           <w:szCs w:val="19"/>
         </w:rPr>
-        <w:t>You chose Agile for one honest reason. You did not know the right answers when you started.</w:t>
+        <w:t>You chose Waterfall for one honest reason. The evaluation needed one finished, unchanging system rated by every respondent, and a model that changes mid-way would give different respondents different versions.</w:t>
       </w:r>
     </w:p>
     <w:p>
@@ -9784,10 +9781,10 @@
           <w:sz w:val="18"/>
           <w:szCs w:val="18"/>
         </w:rPr>
-        <w:t>“We chose Agile because our requirements changed as we tested, and we knew they would.</w:t>
-        <w:br/>
-        <w:br/>
-        <w:t>We serve two user groups whose needs pull the design in different directions, and the behaviour of the matching feature was always going to need tuning against real test data.</w:t>
+        <w:t>“We chose Waterfall because the evaluation is a research instrument, not a development activity. It needs one finished system, and the same finished system for every respondent.</w:t>
+        <w:br/>
+        <w:br/>
+        <w:t>We serve two user groups whose needs pull the design in different directions, so the matching behaviour needed to be settled before either group could be asked to rate it.</w:t>
         <w:br/>
         <w:br/>
         <w:t>Two things actually changed mid-project. We planned MySQL and adopted PostgreSQL. And we removed a feature that named the applicant’s missing skills, because testing made it obvious that naming them was an instruction on what to claim.</w:t>
@@ -9811,7 +9808,7 @@
           <w:sz w:val="19"/>
           <w:szCs w:val="19"/>
         </w:rPr>
-        <w:t>There is one more piece of evidence worth knowing, because it is Agile thinking made physical. The scoring weights and the tier thresholds are stored in the database, not written into the program. So changing the balance between skills, education and experience is a change of SETTING, not a rebuild. The design anticipated its own revision.</w:t>
+        <w:t>There is one more piece of evidence worth knowing, because it keeps a Waterfall build adjustable without reopening any phase. The scoring weights and the tier thresholds are stored in the database, not written into the program. So changing the balance between skills, education and experience is a change of SETTING, not a rebuild. The design anticipated its own revision.</w:t>
       </w:r>
     </w:p>
     <w:p>
@@ -10051,7 +10048,7 @@
           <w:sz w:val="18"/>
           <w:szCs w:val="18"/>
         </w:rPr>
-        <w:t>“We built the system with Agile because our requirements changed as we tested, and we studied it with a quantitative descriptive design because our questions ask how many and how highly rated — not why.”</w:t>
+        <w:t>“We built the system with Waterfall because the evaluation needed one finished, unchanging system for every respondent, and we studied it with a quantitative descriptive design because our questions ask how many and how highly rated — not why.”</w:t>
       </w:r>
     </w:p>
     <w:p>
@@ -10248,7 +10245,7 @@
           <w:sz w:val="19"/>
           <w:szCs w:val="19"/>
         </w:rPr>
-        <w:t xml:space="preserve">Q40  </w:t>
+        <w:t>Q40  You built software with Waterfall. Is that your research design?</w:t>
       </w:r>
       <w:r>
         <w:rPr>
@@ -10259,7 +10256,6 @@
           <w:sz w:val="19"/>
           <w:szCs w:val="19"/>
         </w:rPr>
-        <w:t xml:space="preserve">You built software. Is Agile your research design?</w:t>
       </w:r>
     </w:p>
     <w:p>
@@ -10280,10 +10276,10 @@
         <w:t>“No — and our paper draws that line explicitly, in the Method.</w:t>
         <w:br/>
         <w:br/>
-        <w:t>Agile is a SOFTWARE DEVELOPMENT methodology. It governs how the system was built. It does not govern how the study investigates anything.</w:t>
-        <w:br/>
-        <w:br/>
-        <w:t>The rule we state is simple. Where the paper says phases, sprints or iterations, it is describing CONSTRUCTION. Where it says instruments, respondents, items or means, it is describing RESEARCH.</w:t>
+        <w:t>Waterfall is a SOFTWARE DEVELOPMENT methodology. It governs how the system was built. It does not govern how the study investigates anything.</w:t>
+        <w:br/>
+        <w:br/>
+        <w:t>The rule we state is simple. Where the paper says phases, it is describing CONSTRUCTION. Where it says instruments, respondents, items or means, it is describing RESEARCH.</w:t>
         <w:br/>
         <w:br/>
         <w:t>The study as a whole is developmental in character. An artefact is produced, and the ratings of the people who use it are the data.”</w:t>
@@ -10849,7 +10845,7 @@
           <w:sz w:val="19"/>
           <w:szCs w:val="19"/>
         </w:rPr>
-        <w:t xml:space="preserve">Q47  </w:t>
+        <w:t>Q47  Why Waterfall rather than Agile?</w:t>
       </w:r>
       <w:r>
         <w:rPr>
@@ -10860,7 +10856,6 @@
           <w:sz w:val="19"/>
           <w:szCs w:val="19"/>
         </w:rPr>
-        <w:t xml:space="preserve">Why Agile rather than Waterfall?</w:t>
       </w:r>
     </w:p>
     <w:p>
@@ -10878,13 +10873,7 @@
           <w:sz w:val="18"/>
           <w:szCs w:val="18"/>
         </w:rPr>
-        <w:t>“Two things about this project.</w:t>
-        <w:br/>
-        <w:br/>
-        <w:t>First, we build for two groups who want different things. A job seeker wants the score explained. A recruiter wants applicants put in order. We had to build something, show both groups, and adjust.</w:t>
-        <w:br/>
-        <w:br/>
-        <w:t>Second, the matching had to be tuned again and again against test resumes and postings. We could not have written down the right behaviour before we started.”</w:t>
+        <w:t>“One reason, and it is a research reason rather than a preference. The evaluation is a research instrument, not a development activity: it needs one finished system, and it needs the same finished system rated by every respondent. A model where the design keeps changing in response to feedback would mean different respondents rated different versions, and the ratings could not honestly be averaged together. Each phase is completed before the next begins, and the system is finished before a single evaluation instrument is issued.”</w:t>
       </w:r>
     </w:p>
     <w:p>
@@ -10901,7 +10890,7 @@
           <w:sz w:val="16"/>
           <w:szCs w:val="16"/>
         </w:rPr>
-        <w:t xml:space="preserve">Follow-up trap — </w:t>
+        <w:t>Follow-up trap — “Doesn’t that mean a defect found in evaluation just goes unfixed?” No — it is reported as a finding rather than repaired and re-rated, because a repaired system is no longer the system earlier respondents rated. Correctness is established before the evaluation instead, by 232 automated tests across eleven suites.</w:t>
       </w:r>
       <w:r>
         <w:rPr>
@@ -10912,7 +10901,6 @@
           <w:sz w:val="17"/>
           <w:szCs w:val="17"/>
         </w:rPr>
-        <w:t xml:space="preserve">“Show me the evidence of iteration. Which sprint changed what?” The iteration is visible in the version history of the codebase, not in the manuscript. Say that rather than inventing a sprint log.</w:t>
       </w:r>
     </w:p>
     <w:p>
@@ -31611,7 +31599,7 @@
           <w:sz w:val="23"/>
           <w:szCs w:val="23"/>
         </w:rPr>
-        <w:t xml:space="preserve">8.2  Figure 2 · Agile Model</w:t>
+        <w:t>8.2  Figure 2 · Waterfall Model</w:t>
       </w:r>
     </w:p>
     <w:p>
@@ -31645,7 +31633,7 @@
           <w:sz w:val="16"/>
           <w:szCs w:val="16"/>
         </w:rPr>
-        <w:t xml:space="preserve">What this section is for  </w:t>
+        <w:t>What this section is for  Shows the development methodology. Its job at a defense is to demonstrate that Waterfall governs construction — not your research design.</w:t>
       </w:r>
       <w:r>
         <w:rPr>
@@ -31656,7 +31644,6 @@
           <w:sz w:val="18"/>
           <w:szCs w:val="18"/>
         </w:rPr>
-        <w:t xml:space="preserve">Shows the development methodology. Its job at a defense is to demonstrate that Agile governs construction — not your research design.</w:t>
       </w:r>
     </w:p>
     <w:p>
